--- a/worksheets/فصل دوم - تغییرهای شیمیایی/صفحه ۱۷ - فکر کنید (میخ و آتشفشان)/گزارش-آزمایشگاه-صفحه۱۷-فکر-کنید-پاسخنامه-دبیر.docx
+++ b/worksheets/فصل دوم - تغییرهای شیمیایی/صفحه ۱۷ - فکر کنید (میخ و آتشفشان)/گزارش-آزمایشگاه-صفحه۱۷-فکر-کنید-پاسخنامه-دبیر.docx
@@ -116,7 +116,7 @@
           <w:szCs w:val="26"/>
           <w:bCs w:val="1"/>
         </w:rPr>
-        <w:t>موضوع آزمایش: فکر کنید صفحهٔ ۱۷: تغییر شیمیایی یا فیزیکی؟ (آزمایش الف و ب)</w:t>
+        <w:t>تغییر شیمیایی یا فیزیکی؟ (آزمایش الف و ب)</w:t>
       </w:r>
     </w:p>
     <w:tbl>
